--- a/tillsyn/A 62642-2025 tillsynsbegäran.docx
+++ b/tillsyn/A 62642-2025 tillsynsbegäran.docx
@@ -218,7 +218,7 @@
     <w:r>
       <w:tab/>
       <w:tab/>
-      <w:t>2025-12-19</w:t>
+      <w:t>2025-12-20</w:t>
       <w:br/>
       <w:br/>
     </w:r>

--- a/tillsyn/A 62642-2025 tillsynsbegäran.docx
+++ b/tillsyn/A 62642-2025 tillsynsbegäran.docx
@@ -218,7 +218,7 @@
     <w:r>
       <w:tab/>
       <w:tab/>
-      <w:t>2025-12-20</w:t>
+      <w:t>2025-12-21</w:t>
       <w:br/>
       <w:br/>
     </w:r>

--- a/tillsyn/A 62642-2025 tillsynsbegäran.docx
+++ b/tillsyn/A 62642-2025 tillsynsbegäran.docx
@@ -218,7 +218,7 @@
     <w:r>
       <w:tab/>
       <w:tab/>
-      <w:t>2025-12-21</w:t>
+      <w:t>2025-12-22</w:t>
       <w:br/>
       <w:br/>
     </w:r>

--- a/tillsyn/A 62642-2025 tillsynsbegäran.docx
+++ b/tillsyn/A 62642-2025 tillsynsbegäran.docx
@@ -218,7 +218,7 @@
     <w:r>
       <w:tab/>
       <w:tab/>
-      <w:t>2025-12-22</w:t>
+      <w:t>2025-12-26</w:t>
       <w:br/>
       <w:br/>
     </w:r>

--- a/tillsyn/A 62642-2025 tillsynsbegäran.docx
+++ b/tillsyn/A 62642-2025 tillsynsbegäran.docx
@@ -22,7 +22,7 @@
     </w:p>
     <w:p>
       <w:r>
-        <w:t>Nedan beskrivs fynd av naturvårdsarter som gjorts i det avverkningsanmälda området.</w:t>
+        <w:t>Nedan beskrivs fynd av naturvårdsarter som gjorts i det avverkningsanmälda området. I BILAGA 1 finns artfakta om rödlistade arter.</w:t>
       </w:r>
     </w:p>
     <w:p>
@@ -35,7 +35,7 @@
     </w:p>
     <w:p>
       <w:r>
-        <w:t>I avverkningsanmälan har följande 2 naturvårdsarter hittats: björksplintborre (S) och bronshjon (S). Arter som är signalarter enligt Skogsstyrelsen har markerats med (S).</w:t>
+        <w:t>I avverkningsanmälan har följande 7 naturvårdsarter hittats: grön aspvedbock (NT), björksplintborre (S), bronshjon (S), dvärgtufs (S), granbarkgnagare (S), mindre märgborre (S) och vågbandad barkbock (S). Av dessa är 1 rödlistade. För rödlistade arter har rödlistekategorin angivits inom parentes. Arter som är signalarter enligt Skogsstyrelsen har markerats med (S).</w:t>
       </w:r>
     </w:p>
     <w:p>
@@ -50,7 +50,7 @@
       <w:r>
         <w:drawing>
           <wp:inline xmlns:a="http://schemas.openxmlformats.org/drawingml/2006/main" xmlns:pic="http://schemas.openxmlformats.org/drawingml/2006/picture">
-            <wp:extent cx="5486400" cy="5476135"/>
+            <wp:extent cx="5486400" cy="5350995"/>
             <wp:docPr id="1" name="Picture 1"/>
             <wp:cNvGraphicFramePr>
               <a:graphicFrameLocks noChangeAspect="1"/>
@@ -71,7 +71,7 @@
                   <pic:spPr>
                     <a:xfrm>
                       <a:off x="0" y="0"/>
-                      <a:ext cx="5486400" cy="5476135"/>
+                      <a:ext cx="5486400" cy="5350995"/>
                     </a:xfrm>
                     <a:prstGeom prst="rect"/>
                   </pic:spPr>
@@ -88,6 +88,221 @@
       </w:pPr>
       <w:r>
         <w:t>Figur 1. Fyndplatser för naturvårdsarter i det avverkningsanmälda området (röd linje). Markörer utan svart kant är placerade på fyndplatsen. Markörer med svart kant är placerade vid sidan av fyndplatsen och har ett svart streck som visar fyndplatsens exakta position. Kartans mittpunktskoordinat är N 6605706, E 694751 i SWEREF 99 TM.</w:t>
+      </w:r>
+    </w:p>
+    <w:p>
+      <w:r>
+        <w:rPr>
+          <w:b/>
+        </w:rPr>
+        <w:t>Grön aspvedbock (NT)</w:t>
+      </w:r>
+      <w:r>
+        <w:t xml:space="preserve"> är en skalbagge vars larvutveckling sker under tjock bark på nyligen döda stammar och grova grenar (&gt;5 cm diameter) av lövträd, i Sverige nästan uteslutande asp. Främsta hotet är bristen på gammal aspskog. Skogsbruket har under lång tid missgynnat asp, och det är idag på många håll ovanligt med gamla lövrika skogar. Inom skogsbruket bör man spara aspar vid röjning, gallring och slutavverkning, och därmed få andelen lövskog att öka i hela skogslandskapet. Bruket att ringbarka gamla aspar för att motverka rotskott bör upphöra (SLU Artdatabanken, 2024).</w:t>
+      </w:r>
+    </w:p>
+    <w:p>
+      <w:r>
+        <w:rPr>
+          <w:b/>
+        </w:rPr>
+        <w:t>Mindre märgborre</w:t>
+      </w:r>
+      <w:r>
+        <w:t xml:space="preserve"> är en signalart för tallskog med höga naturvärden och betraktas tillsammans med skarptandad barkborre (NT) som nyckelarter för ett antal sällsynta åtgärdsprogramsarter som är beroende av deras gångsystem. Bland dessa kan nämnas avlång barkborre (VU), </w:t>
+      </w:r>
+      <w:r>
+        <w:rPr>
+          <w:i/>
+        </w:rPr>
+        <w:t>Corticeus longulus</w:t>
+      </w:r>
+      <w:r>
+        <w:t xml:space="preserve"> (VU), tallbarksvartbagge (VU), tallgångbagge (VU) och cholodkovskys bastborre (NT). Den mindre märgborrens måsvingeliknande gnaggångar är lätta att känna igen och hittas ofta på grova tallgrenar på marken. Rika förekomster av främst mindre märgborre men även skarptandad barkborre (NT) är en signal för artrikedom och inventeringar har visat att det är i skogar med en naturlig självgallring som det skapas förutsättningar för dessa arter samt de efterföljande åtgärdsprogramsarterna. Tallskogar med stark förekomst av mindre märgborre och skarptandad barkborre bör avsättas som reservat. Generellt bör hänsyn tas vid slutavverkning av talldominerad skog så att avverkningsrester som gren- och toppdelar lämnas (Pettersson, 2014; Hedgren, 2012; Gunnarsson m fl., 1999).</w:t>
+      </w:r>
+    </w:p>
+    <w:p>
+      <w:r>
+        <w:br w:type="page"/>
+      </w:r>
+    </w:p>
+    <w:p>
+      <w:pPr>
+        <w:pStyle w:val="Title"/>
+      </w:pPr>
+      <w:r>
+        <w:t>BILAGA 1 – Rödlistade arter</w:t>
+      </w:r>
+    </w:p>
+    <w:p>
+      <w:pPr>
+        <w:pStyle w:val="Heading1"/>
+      </w:pPr>
+      <w:r>
+        <w:t>Mindre märgborre – ekologi samt krav på livsmiljön</w:t>
+      </w:r>
+    </w:p>
+    <w:p>
+      <w:r>
+        <w:t xml:space="preserve">Mindre märgborre är en signalart för tallskog med höga naturvärden och kan lätt konstateras genom sina karaktäristiska måsvingeliknande gnagspår som ofta hittas på grova tallgrenar på marken. Mindre märgborre betraktas tillsammans med skarptandad barkborre (NT) som nyckelarter, eftersom en rad sällsynta efterföljande arter är beroende av deras gångsystem. Bland dessa kan nämnas åtgärdsprogramsarterna avlång barkborre (VU), </w:t>
+      </w:r>
+      <w:r>
+        <w:rPr>
+          <w:i/>
+        </w:rPr>
+        <w:t>Corticeus longulus</w:t>
+      </w:r>
+      <w:r>
+        <w:t xml:space="preserve"> (VU), tallbarksvartbagge (VU), tallgångbagge (VU) och cholodkovskys bastborre (NT) (Pettersson, 2014; Gunnarsson m fl., 1999).</w:t>
+      </w:r>
+    </w:p>
+    <w:p>
+      <w:r>
+        <w:t>Tallskogar tillhör de livsmiljöer som förändrats i stor skala, där många kvadratmil har omvandlats till unga produktionsskogar. I sådana skogar saknas förutsättningar för de ovannämnda sällsynta barkborrarna och alltmer kunskap tyder på att skogsbrukets omvandling av skogslandskapet, missgynnar åtgärdsprogrammets arter även inne i skyddade områden (Hedgren, 2012; Hedgren m.fl., 2010; Wikars m.fl., 2010; Wikars, 2009). Orsaken är sannolikt att dagens intensiva skogsbruk trivialiserar faunan på nydöda träd. Detta sker genom att generalister förökas upp i sådan grad i den brukade skogen att dessa även kommer att dominera i de för hållandevis små och fragmenterade områden som avsätts för naturvård (Appelqvist, 2005; Janzen, 1983; Ås, 1999).</w:t>
+      </w:r>
+    </w:p>
+    <w:p>
+      <w:r>
+        <w:t>Ett tydligt exempel på en generalist som gynnas av dagens skogsbruk är större märgborre på nydöd tall. Denna utvecklas förutom i vindfällen gärna i avverkningsavfall, inklusive avverkningsstubbar och röjningsstammar. Därmed har den större märgborren möjlighet att upprätthålla stora och stabila populationer på huvuddelen av landets skogsmark, vilket leder till en trivialisering av faunan. Större märgborre inverkar sannolikt direkt negativt på arter som tolvtandad barkborre (EN) och avlång barkborre (VU), och indirekt på de som är gynnade av blånadssvampar, dvs. följearter till framförallt mindre märgborre och skarptandad barkborre (NT). De barkborrar som missgynnas av större märgborre är i mycket högre grad gynnade av tallar som dör genom självgallring, dvs. i normalfallet skog som inte används till skogsproduktion (Pettersson, 2014; Wikars, skriftl.).</w:t>
+      </w:r>
+    </w:p>
+    <w:p>
+      <w:r>
+        <w:t>Rika förekomster av främst mindre märgborre men även skarptandad barkborre (NT) är en signal för artrikedom och inventeringar har visat att det är i skogar med en naturlig självgallring som det skapas förutsättningar för dessa arter samt de efterföljande åtgärdsprogramsarterna (Pettersson, 2014; Hedgren, 2012). Tallskogar med stark förekomst av mindre märgborre och skarptandad barkborre bör avsättas som reservat. Generellt bör hänsyn tas vid slutavverkning av talldominerad skog så att avverkningsrester som gren- och toppdelar (s.k. GROT) lämnas (Pettersson, 2014).</w:t>
+      </w:r>
+    </w:p>
+    <w:p>
+      <w:pPr>
+        <w:pStyle w:val="Heading2"/>
+      </w:pPr>
+      <w:r>
+        <w:t>Referenser – mindre märgborre</w:t>
+      </w:r>
+    </w:p>
+    <w:p>
+      <w:r>
+        <w:t xml:space="preserve">Appelqvist, T., 2005. </w:t>
+      </w:r>
+      <w:r>
+        <w:rPr>
+          <w:i/>
+        </w:rPr>
+        <w:t>Naturvårdsbiologisk forskning. Underlag för områdesskydd i landskapet.</w:t>
+      </w:r>
+      <w:r>
+        <w:t xml:space="preserve"> Naturvårdsverket, Rapport 5452.</w:t>
+      </w:r>
+    </w:p>
+    <w:p>
+      <w:r>
+        <w:t xml:space="preserve">Gunnarsson, B., Pettersson, R. B., Hake, M. och Hultengren, S. &amp; Sjöberg, K., 1999. </w:t>
+      </w:r>
+      <w:r>
+        <w:rPr>
+          <w:i/>
+        </w:rPr>
+        <w:t xml:space="preserve">Spindlar och skalbaggar som indikatorer i barrskog. </w:t>
+      </w:r>
+      <w:r>
+        <w:t>Skog &amp; Forskning, Nr. 2/99, s. 46–51.</w:t>
+      </w:r>
+    </w:p>
+    <w:p>
+      <w:r>
+        <w:t xml:space="preserve">Hedgren, O., 2012. </w:t>
+      </w:r>
+      <w:r>
+        <w:rPr>
+          <w:i/>
+        </w:rPr>
+        <w:t>Hotade insekter på tallved i Dalarna.</w:t>
+      </w:r>
+      <w:r>
+        <w:t xml:space="preserve"> Länsstyrelsen Dalarna, Naturvårdsenheten. Rapport 2012:16.</w:t>
+      </w:r>
+    </w:p>
+    <w:p>
+      <w:r>
+        <w:t xml:space="preserve">Hedgren, O. 2010. </w:t>
+      </w:r>
+      <w:r>
+        <w:rPr>
+          <w:i/>
+        </w:rPr>
+        <w:t>Vedinsekter i tallskog och på brandfält i Värmland.</w:t>
+      </w:r>
+      <w:r>
+        <w:t xml:space="preserve"> Länsstyrelsen Värmland, Stencil, 39 s.</w:t>
+      </w:r>
+    </w:p>
+    <w:p>
+      <w:r>
+        <w:t xml:space="preserve">Janzen, D. H., 1983. </w:t>
+      </w:r>
+      <w:r>
+        <w:rPr>
+          <w:i/>
+        </w:rPr>
+        <w:t>No park is an island: Increase in interference from outside as park size decreases</w:t>
+      </w:r>
+      <w:r>
+        <w:t>. Oikos 41: 402–410.</w:t>
+      </w:r>
+    </w:p>
+    <w:p>
+      <w:r>
+        <w:t xml:space="preserve">Jonsell, M., Weslien, J. &amp; Ehn ström, B., 1998. </w:t>
+      </w:r>
+      <w:r>
+        <w:rPr>
+          <w:i/>
+        </w:rPr>
+        <w:t>Substrate requirements of red-listed saproxylic invertebrates in Sweden</w:t>
+      </w:r>
+      <w:r>
+        <w:t>. Biodiversity and Conserv. 7: 749–764.</w:t>
+      </w:r>
+    </w:p>
+    <w:p>
+      <w:r>
+        <w:t xml:space="preserve">Pettersson, R. B., 2014). </w:t>
+      </w:r>
+      <w:r>
+        <w:rPr>
+          <w:i/>
+        </w:rPr>
+        <w:t>Åtgärdsprogram för skalbaggar på nyligen död tall, 2014–2018.</w:t>
+      </w:r>
+      <w:r>
+        <w:t xml:space="preserve"> Rapport 6599. Bromma: Naturvårdsverket.</w:t>
+      </w:r>
+    </w:p>
+    <w:p>
+      <w:r>
+        <w:t xml:space="preserve">Wikars, L.-O., Hansson, J. &amp; Hedgren, O., 2010. </w:t>
+      </w:r>
+      <w:r>
+        <w:rPr>
+          <w:i/>
+        </w:rPr>
+        <w:t>Inventering av vedlevande skalbaggar – tallskogar i Örebro län.</w:t>
+      </w:r>
+      <w:r>
+        <w:t xml:space="preserve"> Länsstyrelsen i Örebro län, publ.nr. 2010:2.</w:t>
+      </w:r>
+    </w:p>
+    <w:p>
+      <w:r>
+        <w:t xml:space="preserve">Wikars, L.-O., 2009. </w:t>
+      </w:r>
+      <w:r>
+        <w:rPr>
+          <w:i/>
+        </w:rPr>
+        <w:t>Vedskalbaggar i Hamra nationalpark, Gävleborgs län.</w:t>
+      </w:r>
+      <w:r>
+        <w:t xml:space="preserve"> Länsstyrelsen Gävleborg, Rapport 2009:14.</w:t>
       </w:r>
     </w:p>
     <w:sectPr>
@@ -218,7 +433,7 @@
     <w:r>
       <w:tab/>
       <w:tab/>
-      <w:t>2025-12-26</w:t>
+      <w:t>2025-12-28</w:t>
       <w:br/>
       <w:br/>
     </w:r>

--- a/tillsyn/A 62642-2025 tillsynsbegäran.docx
+++ b/tillsyn/A 62642-2025 tillsynsbegäran.docx
@@ -433,7 +433,7 @@
     <w:r>
       <w:tab/>
       <w:tab/>
-      <w:t>2025-12-28</w:t>
+      <w:t>2025-12-29</w:t>
       <w:br/>
       <w:br/>
     </w:r>

--- a/tillsyn/A 62642-2025 tillsynsbegäran.docx
+++ b/tillsyn/A 62642-2025 tillsynsbegäran.docx
@@ -433,7 +433,7 @@
     <w:r>
       <w:tab/>
       <w:tab/>
-      <w:t>2025-12-29</w:t>
+      <w:t>2025-12-30</w:t>
       <w:br/>
       <w:br/>
     </w:r>

--- a/tillsyn/A 62642-2025 tillsynsbegäran.docx
+++ b/tillsyn/A 62642-2025 tillsynsbegäran.docx
@@ -433,7 +433,7 @@
     <w:r>
       <w:tab/>
       <w:tab/>
-      <w:t>2025-12-30</w:t>
+      <w:t>2025-12-31</w:t>
       <w:br/>
       <w:br/>
     </w:r>

--- a/tillsyn/A 62642-2025 tillsynsbegäran.docx
+++ b/tillsyn/A 62642-2025 tillsynsbegäran.docx
@@ -433,7 +433,7 @@
     <w:r>
       <w:tab/>
       <w:tab/>
-      <w:t>2025-12-31</w:t>
+      <w:t>2026-01-03</w:t>
       <w:br/>
       <w:br/>
     </w:r>

--- a/tillsyn/A 62642-2025 tillsynsbegäran.docx
+++ b/tillsyn/A 62642-2025 tillsynsbegäran.docx
@@ -433,7 +433,7 @@
     <w:r>
       <w:tab/>
       <w:tab/>
-      <w:t>2026-01-07</w:t>
+      <w:t>2026-01-08</w:t>
       <w:br/>
       <w:br/>
     </w:r>

--- a/tillsyn/A 62642-2025 tillsynsbegäran.docx
+++ b/tillsyn/A 62642-2025 tillsynsbegäran.docx
@@ -433,7 +433,7 @@
     <w:r>
       <w:tab/>
       <w:tab/>
-      <w:t>2026-01-08</w:t>
+      <w:t>2026-01-09</w:t>
       <w:br/>
       <w:br/>
     </w:r>

--- a/tillsyn/A 62642-2025 tillsynsbegäran.docx
+++ b/tillsyn/A 62642-2025 tillsynsbegäran.docx
@@ -433,7 +433,7 @@
     <w:r>
       <w:tab/>
       <w:tab/>
-      <w:t>2026-01-09</w:t>
+      <w:t>2026-01-10</w:t>
       <w:br/>
       <w:br/>
     </w:r>

--- a/tillsyn/A 62642-2025 tillsynsbegäran.docx
+++ b/tillsyn/A 62642-2025 tillsynsbegäran.docx
@@ -433,7 +433,7 @@
     <w:r>
       <w:tab/>
       <w:tab/>
-      <w:t>2026-01-10</w:t>
+      <w:t>2026-01-11</w:t>
       <w:br/>
       <w:br/>
     </w:r>

--- a/tillsyn/A 62642-2025 tillsynsbegäran.docx
+++ b/tillsyn/A 62642-2025 tillsynsbegäran.docx
@@ -433,7 +433,7 @@
     <w:r>
       <w:tab/>
       <w:tab/>
-      <w:t>2026-01-11</w:t>
+      <w:t>2026-01-12</w:t>
       <w:br/>
       <w:br/>
     </w:r>

--- a/tillsyn/A 62642-2025 tillsynsbegäran.docx
+++ b/tillsyn/A 62642-2025 tillsynsbegäran.docx
@@ -433,7 +433,7 @@
     <w:r>
       <w:tab/>
       <w:tab/>
-      <w:t>2026-01-12</w:t>
+      <w:t>2026-01-13</w:t>
       <w:br/>
       <w:br/>
     </w:r>

--- a/tillsyn/A 62642-2025 tillsynsbegäran.docx
+++ b/tillsyn/A 62642-2025 tillsynsbegäran.docx
@@ -433,7 +433,7 @@
     <w:r>
       <w:tab/>
       <w:tab/>
-      <w:t>2026-01-13</w:t>
+      <w:t>2026-01-14</w:t>
       <w:br/>
       <w:br/>
     </w:r>

--- a/tillsyn/A 62642-2025 tillsynsbegäran.docx
+++ b/tillsyn/A 62642-2025 tillsynsbegäran.docx
@@ -433,7 +433,7 @@
     <w:r>
       <w:tab/>
       <w:tab/>
-      <w:t>2026-01-14</w:t>
+      <w:t>2026-01-15</w:t>
       <w:br/>
       <w:br/>
     </w:r>

--- a/tillsyn/A 62642-2025 tillsynsbegäran.docx
+++ b/tillsyn/A 62642-2025 tillsynsbegäran.docx
@@ -433,7 +433,7 @@
     <w:r>
       <w:tab/>
       <w:tab/>
-      <w:t>2026-01-15</w:t>
+      <w:t>2026-01-16</w:t>
       <w:br/>
       <w:br/>
     </w:r>

--- a/tillsyn/A 62642-2025 tillsynsbegäran.docx
+++ b/tillsyn/A 62642-2025 tillsynsbegäran.docx
@@ -433,7 +433,7 @@
     <w:r>
       <w:tab/>
       <w:tab/>
-      <w:t>2026-01-16</w:t>
+      <w:t>2026-01-17</w:t>
       <w:br/>
       <w:br/>
     </w:r>

--- a/tillsyn/A 62642-2025 tillsynsbegäran.docx
+++ b/tillsyn/A 62642-2025 tillsynsbegäran.docx
@@ -433,7 +433,7 @@
     <w:r>
       <w:tab/>
       <w:tab/>
-      <w:t>2026-01-17</w:t>
+      <w:t>2026-01-18</w:t>
       <w:br/>
       <w:br/>
     </w:r>

--- a/tillsyn/A 62642-2025 tillsynsbegäran.docx
+++ b/tillsyn/A 62642-2025 tillsynsbegäran.docx
@@ -433,7 +433,7 @@
     <w:r>
       <w:tab/>
       <w:tab/>
-      <w:t>2026-01-18</w:t>
+      <w:t>2026-01-19</w:t>
       <w:br/>
       <w:br/>
     </w:r>

--- a/tillsyn/A 62642-2025 tillsynsbegäran.docx
+++ b/tillsyn/A 62642-2025 tillsynsbegäran.docx
@@ -433,7 +433,7 @@
     <w:r>
       <w:tab/>
       <w:tab/>
-      <w:t>2026-01-19</w:t>
+      <w:t>2026-01-20</w:t>
       <w:br/>
       <w:br/>
     </w:r>

--- a/tillsyn/A 62642-2025 tillsynsbegäran.docx
+++ b/tillsyn/A 62642-2025 tillsynsbegäran.docx
@@ -433,7 +433,7 @@
     <w:r>
       <w:tab/>
       <w:tab/>
-      <w:t>2026-01-20</w:t>
+      <w:t>2026-01-21</w:t>
       <w:br/>
       <w:br/>
     </w:r>

--- a/tillsyn/A 62642-2025 tillsynsbegäran.docx
+++ b/tillsyn/A 62642-2025 tillsynsbegäran.docx
@@ -433,7 +433,7 @@
     <w:r>
       <w:tab/>
       <w:tab/>
-      <w:t>2026-01-21</w:t>
+      <w:t>2026-01-23</w:t>
       <w:br/>
       <w:br/>
     </w:r>

--- a/tillsyn/A 62642-2025 tillsynsbegäran.docx
+++ b/tillsyn/A 62642-2025 tillsynsbegäran.docx
@@ -433,7 +433,7 @@
     <w:r>
       <w:tab/>
       <w:tab/>
-      <w:t>2026-01-23</w:t>
+      <w:t>2026-01-24</w:t>
       <w:br/>
       <w:br/>
     </w:r>

--- a/tillsyn/A 62642-2025 tillsynsbegäran.docx
+++ b/tillsyn/A 62642-2025 tillsynsbegäran.docx
@@ -433,7 +433,7 @@
     <w:r>
       <w:tab/>
       <w:tab/>
-      <w:t>2026-01-24</w:t>
+      <w:t>2026-01-25</w:t>
       <w:br/>
       <w:br/>
     </w:r>

--- a/tillsyn/A 62642-2025 tillsynsbegäran.docx
+++ b/tillsyn/A 62642-2025 tillsynsbegäran.docx
@@ -433,7 +433,7 @@
     <w:r>
       <w:tab/>
       <w:tab/>
-      <w:t>2026-01-25</w:t>
+      <w:t>2026-01-26</w:t>
       <w:br/>
       <w:br/>
     </w:r>

--- a/tillsyn/A 62642-2025 tillsynsbegäran.docx
+++ b/tillsyn/A 62642-2025 tillsynsbegäran.docx
@@ -433,7 +433,7 @@
     <w:r>
       <w:tab/>
       <w:tab/>
-      <w:t>2026-01-26</w:t>
+      <w:t>2026-01-27</w:t>
       <w:br/>
       <w:br/>
     </w:r>

--- a/tillsyn/A 62642-2025 tillsynsbegäran.docx
+++ b/tillsyn/A 62642-2025 tillsynsbegäran.docx
@@ -433,7 +433,7 @@
     <w:r>
       <w:tab/>
       <w:tab/>
-      <w:t>2026-01-27</w:t>
+      <w:t>2026-01-28</w:t>
       <w:br/>
       <w:br/>
     </w:r>

--- a/tillsyn/A 62642-2025 tillsynsbegäran.docx
+++ b/tillsyn/A 62642-2025 tillsynsbegäran.docx
@@ -95,6 +95,46 @@
         <w:rPr>
           <w:b/>
         </w:rPr>
+        <w:t>Bronshjon</w:t>
+      </w:r>
+      <w:r>
+        <w:t xml:space="preserve"> är en skalbagge vars larvutveckling sker under grov bark på stammar av döda eller döende barrträd, främst gran, i mindre omfattning tall. Arten är knuten till äldre, naturskogslik granskog med inslag av torkande träd. Bronshjon är typisk art för </w:t>
+      </w:r>
+      <w:r>
+        <w:rPr>
+          <w:i/>
+        </w:rPr>
+        <w:t>9010 Taiga</w:t>
+      </w:r>
+      <w:r>
+        <w:t xml:space="preserve"> (SLU Artdatabanken, 2025).</w:t>
+      </w:r>
+    </w:p>
+    <w:p>
+      <w:r>
+        <w:rPr>
+          <w:b/>
+        </w:rPr>
+        <w:t xml:space="preserve">Granbarkgnagare </w:t>
+      </w:r>
+      <w:r>
+        <w:t xml:space="preserve">är en skalbagge vars larvutveckling sker i den tjocka ytterbarken på gamla och mycket grova levande granar. Man lägger lätt märke till angreppen på träden eftersom flera grova kläckhål ligger ganska tätt intill varandra på de grövre barkåsarna. Kläckhålen är runda och ca 1,5 mm breda. Granbarkgnagare är typisk art för </w:t>
+      </w:r>
+      <w:r>
+        <w:rPr>
+          <w:i/>
+        </w:rPr>
+        <w:t xml:space="preserve">9010 Taiga </w:t>
+      </w:r>
+      <w:r>
+        <w:t>(Ehnström, 2002; SLU Artdatabanken, 2025).</w:t>
+      </w:r>
+    </w:p>
+    <w:p>
+      <w:r>
+        <w:rPr>
+          <w:b/>
+        </w:rPr>
         <w:t>Grön aspvedbock (NT)</w:t>
       </w:r>
       <w:r>
@@ -118,7 +158,16 @@
         <w:t>Corticeus longulus</w:t>
       </w:r>
       <w:r>
-        <w:t xml:space="preserve"> (VU), tallbarksvartbagge (VU), tallgångbagge (VU) och cholodkovskys bastborre (NT). Den mindre märgborrens måsvingeliknande gnaggångar är lätta att känna igen och hittas ofta på grova tallgrenar på marken. Rika förekomster av främst mindre märgborre men även skarptandad barkborre (NT) är en signal för artrikedom och inventeringar har visat att det är i skogar med en naturlig självgallring som det skapas förutsättningar för dessa arter samt de efterföljande åtgärdsprogramsarterna. Tallskogar med stark förekomst av mindre märgborre och skarptandad barkborre bör avsättas som reservat. Generellt bör hänsyn tas vid slutavverkning av talldominerad skog så att avverkningsrester som gren- och toppdelar lämnas (Pettersson, 2014; Hedgren, 2012; Gunnarsson m fl., 1999).</w:t>
+        <w:t xml:space="preserve"> (VU), tallbarksvartbagge (VU), tallgångbagge (VU) och cholodkovskys bastborre (NT). Den mindre märgborrens måsvingeliknande gnaggångar är lätta att känna igen och hittas ofta på grova tallgrenar på marken. Rika förekomster av främst mindre märgborre men även skarptandad barkborre (NT) är en signal för artrikedom och inventeringar har visat att det är i skogar med en naturlig självgallring som det skapas förutsättningar för dessa arter samt de efterföljande åtgärdsprogramsarterna. Tallskogar med stark förekomst av mindre märgborre och skarptandad barkborre bör avsättas som reservat. Generellt bör hänsyn tas vid slutavverkning av talldominerad skog så att avverkningsrester som gren- och toppdelar lämnas. Mindre märgborre är typisk art för </w:t>
+      </w:r>
+      <w:r>
+        <w:rPr>
+          <w:i/>
+        </w:rPr>
+        <w:t>9060 Åsbarrskog</w:t>
+      </w:r>
+      <w:r>
+        <w:t xml:space="preserve"> (Pettersson, 2014; Hedgren, 2012; Gunnarsson m fl., 1999).</w:t>
       </w:r>
     </w:p>
     <w:p>
@@ -168,7 +217,16 @@
     </w:p>
     <w:p>
       <w:r>
-        <w:t>Rika förekomster av främst mindre märgborre men även skarptandad barkborre (NT) är en signal för artrikedom och inventeringar har visat att det är i skogar med en naturlig självgallring som det skapas förutsättningar för dessa arter samt de efterföljande åtgärdsprogramsarterna (Pettersson, 2014; Hedgren, 2012). Tallskogar med stark förekomst av mindre märgborre och skarptandad barkborre bör avsättas som reservat. Generellt bör hänsyn tas vid slutavverkning av talldominerad skog så att avverkningsrester som gren- och toppdelar (s.k. GROT) lämnas (Pettersson, 2014).</w:t>
+        <w:t xml:space="preserve">Rika förekomster av främst mindre märgborre men även skarptandad barkborre (NT) är en signal för artrikedom och inventeringar har visat att det är i skogar med en naturlig självgallring som det skapas förutsättningar för dessa arter samt de efterföljande åtgärdsprogramsarterna (Pettersson, 2014; Hedgren, 2012). Tallskogar med stark förekomst av mindre märgborre och skarptandad barkborre bör avsättas som reservat. Generellt bör hänsyn tas vid slutavverkning av talldominerad skog så att avverkningsrester som gren- och toppdelar (s.k. GROT) lämnas. Mindre märgborre är typisk art för </w:t>
+      </w:r>
+      <w:r>
+        <w:rPr>
+          <w:i/>
+        </w:rPr>
+        <w:t>9060 Åsbarrskog</w:t>
+      </w:r>
+      <w:r>
+        <w:t xml:space="preserve"> (Pettersson, 2014; SLU Artdatabanken, 2024).</w:t>
       </w:r>
     </w:p>
     <w:p>
@@ -279,6 +337,20 @@
     </w:p>
     <w:p>
       <w:r>
+        <w:t xml:space="preserve">SLU Artdatabanken, 2024. </w:t>
+      </w:r>
+      <w:r>
+        <w:rPr>
+          <w:i/>
+        </w:rPr>
+        <w:t xml:space="preserve">Artfaktablad. Naturvård – artfakta. </w:t>
+      </w:r>
+      <w:r>
+        <w:t>SLU Artdatabanken, Uppsala.</w:t>
+      </w:r>
+    </w:p>
+    <w:p>
+      <w:r>
         <w:t xml:space="preserve">Wikars, L.-O., Hansson, J. &amp; Hedgren, O., 2010. </w:t>
       </w:r>
       <w:r>
@@ -433,7 +505,7 @@
     <w:r>
       <w:tab/>
       <w:tab/>
-      <w:t>2026-01-28</w:t>
+      <w:t>2026-01-29</w:t>
       <w:br/>
       <w:br/>
     </w:r>

--- a/tillsyn/A 62642-2025 tillsynsbegäran.docx
+++ b/tillsyn/A 62642-2025 tillsynsbegäran.docx
@@ -505,7 +505,7 @@
     <w:r>
       <w:tab/>
       <w:tab/>
-      <w:t>2026-01-29</w:t>
+      <w:t>2026-01-30</w:t>
       <w:br/>
       <w:br/>
     </w:r>

--- a/tillsyn/A 62642-2025 tillsynsbegäran.docx
+++ b/tillsyn/A 62642-2025 tillsynsbegäran.docx
@@ -505,7 +505,7 @@
     <w:r>
       <w:tab/>
       <w:tab/>
-      <w:t>2026-01-30</w:t>
+      <w:t>2026-01-31</w:t>
       <w:br/>
       <w:br/>
     </w:r>

--- a/tillsyn/A 62642-2025 tillsynsbegäran.docx
+++ b/tillsyn/A 62642-2025 tillsynsbegäran.docx
@@ -505,7 +505,7 @@
     <w:r>
       <w:tab/>
       <w:tab/>
-      <w:t>2026-03-02</w:t>
+      <w:t>2026-03-03</w:t>
       <w:br/>
       <w:br/>
     </w:r>

--- a/tillsyn/A 62642-2025 tillsynsbegäran.docx
+++ b/tillsyn/A 62642-2025 tillsynsbegäran.docx
@@ -505,7 +505,7 @@
     <w:r>
       <w:tab/>
       <w:tab/>
-      <w:t>2026-03-03</w:t>
+      <w:t>2026-03-04</w:t>
       <w:br/>
       <w:br/>
     </w:r>

--- a/tillsyn/A 62642-2025 tillsynsbegäran.docx
+++ b/tillsyn/A 62642-2025 tillsynsbegäran.docx
@@ -505,7 +505,7 @@
     <w:r>
       <w:tab/>
       <w:tab/>
-      <w:t>2026-03-04</w:t>
+      <w:t>2026-03-05</w:t>
       <w:br/>
       <w:br/>
     </w:r>

--- a/tillsyn/A 62642-2025 tillsynsbegäran.docx
+++ b/tillsyn/A 62642-2025 tillsynsbegäran.docx
@@ -505,7 +505,7 @@
     <w:r>
       <w:tab/>
       <w:tab/>
-      <w:t>2026-03-05</w:t>
+      <w:t>2026-03-06</w:t>
       <w:br/>
       <w:br/>
     </w:r>

--- a/tillsyn/A 62642-2025 tillsynsbegäran.docx
+++ b/tillsyn/A 62642-2025 tillsynsbegäran.docx
@@ -505,7 +505,7 @@
     <w:r>
       <w:tab/>
       <w:tab/>
-      <w:t>2026-03-06</w:t>
+      <w:t>2026-03-07</w:t>
       <w:br/>
       <w:br/>
     </w:r>

--- a/tillsyn/A 62642-2025 tillsynsbegäran.docx
+++ b/tillsyn/A 62642-2025 tillsynsbegäran.docx
@@ -505,7 +505,7 @@
     <w:r>
       <w:tab/>
       <w:tab/>
-      <w:t>2026-03-07</w:t>
+      <w:t>2026-03-08</w:t>
       <w:br/>
       <w:br/>
     </w:r>

--- a/tillsyn/A 62642-2025 tillsynsbegäran.docx
+++ b/tillsyn/A 62642-2025 tillsynsbegäran.docx
@@ -505,7 +505,7 @@
     <w:r>
       <w:tab/>
       <w:tab/>
-      <w:t>2026-03-08</w:t>
+      <w:t>2026-03-09</w:t>
       <w:br/>
       <w:br/>
     </w:r>

--- a/tillsyn/A 62642-2025 tillsynsbegäran.docx
+++ b/tillsyn/A 62642-2025 tillsynsbegäran.docx
@@ -505,7 +505,7 @@
     <w:r>
       <w:tab/>
       <w:tab/>
-      <w:t>2026-03-09</w:t>
+      <w:t>2026-03-10</w:t>
       <w:br/>
       <w:br/>
     </w:r>

--- a/tillsyn/A 62642-2025 tillsynsbegäran.docx
+++ b/tillsyn/A 62642-2025 tillsynsbegäran.docx
@@ -505,7 +505,7 @@
     <w:r>
       <w:tab/>
       <w:tab/>
-      <w:t>2026-03-10</w:t>
+      <w:t>2026-03-11</w:t>
       <w:br/>
       <w:br/>
     </w:r>

--- a/tillsyn/A 62642-2025 tillsynsbegäran.docx
+++ b/tillsyn/A 62642-2025 tillsynsbegäran.docx
@@ -505,7 +505,7 @@
     <w:r>
       <w:tab/>
       <w:tab/>
-      <w:t>2026-03-11</w:t>
+      <w:t>2026-03-12</w:t>
       <w:br/>
       <w:br/>
     </w:r>

--- a/tillsyn/A 62642-2025 tillsynsbegäran.docx
+++ b/tillsyn/A 62642-2025 tillsynsbegäran.docx
@@ -505,7 +505,7 @@
     <w:r>
       <w:tab/>
       <w:tab/>
-      <w:t>2026-03-12</w:t>
+      <w:t>2026-03-13</w:t>
       <w:br/>
       <w:br/>
     </w:r>

--- a/tillsyn/A 62642-2025 tillsynsbegäran.docx
+++ b/tillsyn/A 62642-2025 tillsynsbegäran.docx
@@ -95,6 +95,17 @@
         <w:rPr>
           <w:b/>
         </w:rPr>
+        <w:t xml:space="preserve">Björksplintborre </w:t>
+      </w:r>
+      <w:r>
+        <w:t>är en skalbagge vars larvutveckling sker i bark på nyligen döda björkar, både stående träd och vindfällen. En prydlig rad med runda ventilationshål i barken ovanför modergången är synnerligen karaktäristiskt. Arten är knuten till lövrika blandskogar med en hög andel gamla träd, och starkt gynnad av naturliga störningar som torka, översvämningar, brand och stormfällningar. Talrika gnagspår kan tyda på biotoper med höga naturvärden, exempelvis för ovanliga hackspettar och andra, mer sällsynta vedinsekter. Larverna är omtyckt hackspettsföda (SLU Artdatabanken, 2025).</w:t>
+      </w:r>
+    </w:p>
+    <w:p>
+      <w:r>
+        <w:rPr>
+          <w:b/>
+        </w:rPr>
         <w:t>Bronshjon</w:t>
       </w:r>
       <w:r>
@@ -168,6 +179,17 @@
       </w:r>
       <w:r>
         <w:t xml:space="preserve"> (Pettersson, 2014; Hedgren, 2012; Gunnarsson m fl., 1999).</w:t>
+      </w:r>
+    </w:p>
+    <w:p>
+      <w:r>
+        <w:rPr>
+          <w:b/>
+        </w:rPr>
+        <w:t xml:space="preserve">Vågbandad barkbock </w:t>
+      </w:r>
+      <w:r>
+        <w:t>är en långhorning vars larvutveckling sker under bark på nyligen döda stående barrträd, främst gran, mer undantagsvis på tall. Främst i stående träd, särskilt gamla, långsamvuxna granar med grov bark, även i grövre grenar, stubbar eller vindfällen. Arten är starkt knuten till naturskogsliknande granskogar, och gynnas av extrema torrsomrar som försvagar träden. Arten påverkas negativt av brist på kontinuitetsskog och en minskning av populationen pågår eller förväntas ske (SLU Artdatabanken, 2025).</w:t>
       </w:r>
     </w:p>
     <w:p>
@@ -505,7 +527,7 @@
     <w:r>
       <w:tab/>
       <w:tab/>
-      <w:t>2026-03-13</w:t>
+      <w:t>2026-03-16</w:t>
       <w:br/>
       <w:br/>
     </w:r>

--- a/tillsyn/A 62642-2025 tillsynsbegäran.docx
+++ b/tillsyn/A 62642-2025 tillsynsbegäran.docx
@@ -527,7 +527,7 @@
     <w:r>
       <w:tab/>
       <w:tab/>
-      <w:t>2026-03-16</w:t>
+      <w:t>2026-03-17</w:t>
       <w:br/>
       <w:br/>
     </w:r>

--- a/tillsyn/A 62642-2025 tillsynsbegäran.docx
+++ b/tillsyn/A 62642-2025 tillsynsbegäran.docx
@@ -527,7 +527,7 @@
     <w:r>
       <w:tab/>
       <w:tab/>
-      <w:t>2026-03-17</w:t>
+      <w:t>2026-03-18</w:t>
       <w:br/>
       <w:br/>
     </w:r>

--- a/tillsyn/A 62642-2025 tillsynsbegäran.docx
+++ b/tillsyn/A 62642-2025 tillsynsbegäran.docx
@@ -527,7 +527,7 @@
     <w:r>
       <w:tab/>
       <w:tab/>
-      <w:t>2026-03-18</w:t>
+      <w:t>2026-03-19</w:t>
       <w:br/>
       <w:br/>
     </w:r>

--- a/tillsyn/A 62642-2025 tillsynsbegäran.docx
+++ b/tillsyn/A 62642-2025 tillsynsbegäran.docx
@@ -527,7 +527,7 @@
     <w:r>
       <w:tab/>
       <w:tab/>
-      <w:t>2026-03-19</w:t>
+      <w:t>2026-03-20</w:t>
       <w:br/>
       <w:br/>
     </w:r>

--- a/tillsyn/A 62642-2025 tillsynsbegäran.docx
+++ b/tillsyn/A 62642-2025 tillsynsbegäran.docx
@@ -527,7 +527,7 @@
     <w:r>
       <w:tab/>
       <w:tab/>
-      <w:t>2026-03-20</w:t>
+      <w:t>2026-03-21</w:t>
       <w:br/>
       <w:br/>
     </w:r>

--- a/tillsyn/A 62642-2025 tillsynsbegäran.docx
+++ b/tillsyn/A 62642-2025 tillsynsbegäran.docx
@@ -527,7 +527,7 @@
     <w:r>
       <w:tab/>
       <w:tab/>
-      <w:t>2026-03-21</w:t>
+      <w:t>2026-03-22</w:t>
       <w:br/>
       <w:br/>
     </w:r>

--- a/tillsyn/A 62642-2025 tillsynsbegäran.docx
+++ b/tillsyn/A 62642-2025 tillsynsbegäran.docx
@@ -527,7 +527,7 @@
     <w:r>
       <w:tab/>
       <w:tab/>
-      <w:t>2026-04-14</w:t>
+      <w:t>2026-04-15</w:t>
       <w:br/>
       <w:br/>
     </w:r>

--- a/tillsyn/A 62642-2025 tillsynsbegäran.docx
+++ b/tillsyn/A 62642-2025 tillsynsbegäran.docx
@@ -527,7 +527,7 @@
     <w:r>
       <w:tab/>
       <w:tab/>
-      <w:t>2026-04-15</w:t>
+      <w:t>2026-04-16</w:t>
       <w:br/>
       <w:br/>
     </w:r>

--- a/tillsyn/A 62642-2025 tillsynsbegäran.docx
+++ b/tillsyn/A 62642-2025 tillsynsbegäran.docx
@@ -527,7 +527,7 @@
     <w:r>
       <w:tab/>
       <w:tab/>
-      <w:t>2026-04-16</w:t>
+      <w:t>2026-04-17</w:t>
       <w:br/>
       <w:br/>
     </w:r>

--- a/tillsyn/A 62642-2025 tillsynsbegäran.docx
+++ b/tillsyn/A 62642-2025 tillsynsbegäran.docx
@@ -527,7 +527,7 @@
     <w:r>
       <w:tab/>
       <w:tab/>
-      <w:t>2026-04-17</w:t>
+      <w:t>2026-04-18</w:t>
       <w:br/>
       <w:br/>
     </w:r>

--- a/tillsyn/A 62642-2025 tillsynsbegäran.docx
+++ b/tillsyn/A 62642-2025 tillsynsbegäran.docx
@@ -527,7 +527,7 @@
     <w:r>
       <w:tab/>
       <w:tab/>
-      <w:t>2026-04-18</w:t>
+      <w:t>2026-04-19</w:t>
       <w:br/>
       <w:br/>
     </w:r>

--- a/tillsyn/A 62642-2025 tillsynsbegäran.docx
+++ b/tillsyn/A 62642-2025 tillsynsbegäran.docx
@@ -527,7 +527,7 @@
     <w:r>
       <w:tab/>
       <w:tab/>
-      <w:t>2026-04-19</w:t>
+      <w:t>2026-04-20</w:t>
       <w:br/>
       <w:br/>
     </w:r>

--- a/tillsyn/A 62642-2025 tillsynsbegäran.docx
+++ b/tillsyn/A 62642-2025 tillsynsbegäran.docx
@@ -527,7 +527,7 @@
     <w:r>
       <w:tab/>
       <w:tab/>
-      <w:t>2026-04-20</w:t>
+      <w:t>2026-04-21</w:t>
       <w:br/>
       <w:br/>
     </w:r>

--- a/tillsyn/A 62642-2025 tillsynsbegäran.docx
+++ b/tillsyn/A 62642-2025 tillsynsbegäran.docx
@@ -527,7 +527,7 @@
     <w:r>
       <w:tab/>
       <w:tab/>
-      <w:t>2026-04-21</w:t>
+      <w:t>2026-04-22</w:t>
       <w:br/>
       <w:br/>
     </w:r>

--- a/tillsyn/A 62642-2025 tillsynsbegäran.docx
+++ b/tillsyn/A 62642-2025 tillsynsbegäran.docx
@@ -527,7 +527,7 @@
     <w:r>
       <w:tab/>
       <w:tab/>
-      <w:t>2026-04-22</w:t>
+      <w:t>2026-04-23</w:t>
       <w:br/>
       <w:br/>
     </w:r>

--- a/tillsyn/A 62642-2025 tillsynsbegäran.docx
+++ b/tillsyn/A 62642-2025 tillsynsbegäran.docx
@@ -527,7 +527,7 @@
     <w:r>
       <w:tab/>
       <w:tab/>
-      <w:t>2026-04-23</w:t>
+      <w:t>2026-04-24</w:t>
       <w:br/>
       <w:br/>
     </w:r>

--- a/tillsyn/A 62642-2025 tillsynsbegäran.docx
+++ b/tillsyn/A 62642-2025 tillsynsbegäran.docx
@@ -527,7 +527,7 @@
     <w:r>
       <w:tab/>
       <w:tab/>
-      <w:t>2026-04-24</w:t>
+      <w:t>2026-04-25</w:t>
       <w:br/>
       <w:br/>
     </w:r>

--- a/tillsyn/A 62642-2025 tillsynsbegäran.docx
+++ b/tillsyn/A 62642-2025 tillsynsbegäran.docx
@@ -527,7 +527,7 @@
     <w:r>
       <w:tab/>
       <w:tab/>
-      <w:t>2026-04-25</w:t>
+      <w:t>2026-04-26</w:t>
       <w:br/>
       <w:br/>
     </w:r>

--- a/tillsyn/A 62642-2025 tillsynsbegäran.docx
+++ b/tillsyn/A 62642-2025 tillsynsbegäran.docx
@@ -527,7 +527,7 @@
     <w:r>
       <w:tab/>
       <w:tab/>
-      <w:t>2026-04-26</w:t>
+      <w:t>2026-04-27</w:t>
       <w:br/>
       <w:br/>
     </w:r>

--- a/tillsyn/A 62642-2025 tillsynsbegäran.docx
+++ b/tillsyn/A 62642-2025 tillsynsbegäran.docx
@@ -527,7 +527,7 @@
     <w:r>
       <w:tab/>
       <w:tab/>
-      <w:t>2026-04-27</w:t>
+      <w:t>2026-04-28</w:t>
       <w:br/>
       <w:br/>
     </w:r>

--- a/tillsyn/A 62642-2025 tillsynsbegäran.docx
+++ b/tillsyn/A 62642-2025 tillsynsbegäran.docx
@@ -527,7 +527,7 @@
     <w:r>
       <w:tab/>
       <w:tab/>
-      <w:t>2026-05-16</w:t>
+      <w:t>2026-05-17</w:t>
       <w:br/>
       <w:br/>
     </w:r>

--- a/tillsyn/A 62642-2025 tillsynsbegäran.docx
+++ b/tillsyn/A 62642-2025 tillsynsbegäran.docx
@@ -527,7 +527,7 @@
     <w:r>
       <w:tab/>
       <w:tab/>
-      <w:t>2026-05-17</w:t>
+      <w:t>2026-05-18</w:t>
       <w:br/>
       <w:br/>
     </w:r>

--- a/tillsyn/A 62642-2025 tillsynsbegäran.docx
+++ b/tillsyn/A 62642-2025 tillsynsbegäran.docx
@@ -527,7 +527,7 @@
     <w:r>
       <w:tab/>
       <w:tab/>
-      <w:t>2026-05-18</w:t>
+      <w:t>2026-05-19</w:t>
       <w:br/>
       <w:br/>
     </w:r>

--- a/tillsyn/A 62642-2025 tillsynsbegäran.docx
+++ b/tillsyn/A 62642-2025 tillsynsbegäran.docx
@@ -527,7 +527,7 @@
     <w:r>
       <w:tab/>
       <w:tab/>
-      <w:t>2026-05-19</w:t>
+      <w:t>2026-05-20</w:t>
       <w:br/>
       <w:br/>
     </w:r>

--- a/tillsyn/A 62642-2025 tillsynsbegäran.docx
+++ b/tillsyn/A 62642-2025 tillsynsbegäran.docx
@@ -527,7 +527,7 @@
     <w:r>
       <w:tab/>
       <w:tab/>
-      <w:t>2026-05-20</w:t>
+      <w:t>2026-05-21</w:t>
       <w:br/>
       <w:br/>
     </w:r>

--- a/tillsyn/A 62642-2025 tillsynsbegäran.docx
+++ b/tillsyn/A 62642-2025 tillsynsbegäran.docx
@@ -527,7 +527,7 @@
     <w:r>
       <w:tab/>
       <w:tab/>
-      <w:t>2026-05-21</w:t>
+      <w:t>2026-05-22</w:t>
       <w:br/>
       <w:br/>
     </w:r>

--- a/tillsyn/A 62642-2025 tillsynsbegäran.docx
+++ b/tillsyn/A 62642-2025 tillsynsbegäran.docx
@@ -527,7 +527,7 @@
     <w:r>
       <w:tab/>
       <w:tab/>
-      <w:t>2026-05-22</w:t>
+      <w:t>2026-05-23</w:t>
       <w:br/>
       <w:br/>
     </w:r>

--- a/tillsyn/A 62642-2025 tillsynsbegäran.docx
+++ b/tillsyn/A 62642-2025 tillsynsbegäran.docx
@@ -527,7 +527,7 @@
     <w:r>
       <w:tab/>
       <w:tab/>
-      <w:t>2026-05-23</w:t>
+      <w:t>2026-05-24</w:t>
       <w:br/>
       <w:br/>
     </w:r>

--- a/tillsyn/A 62642-2025 tillsynsbegäran.docx
+++ b/tillsyn/A 62642-2025 tillsynsbegäran.docx
@@ -527,7 +527,7 @@
     <w:r>
       <w:tab/>
       <w:tab/>
-      <w:t>2026-05-24</w:t>
+      <w:t>2026-05-25</w:t>
       <w:br/>
       <w:br/>
     </w:r>

--- a/tillsyn/A 62642-2025 tillsynsbegäran.docx
+++ b/tillsyn/A 62642-2025 tillsynsbegäran.docx
@@ -527,7 +527,7 @@
     <w:r>
       <w:tab/>
       <w:tab/>
-      <w:t>2026-05-25</w:t>
+      <w:t>2026-05-26</w:t>
       <w:br/>
       <w:br/>
     </w:r>

--- a/tillsyn/A 62642-2025 tillsynsbegäran.docx
+++ b/tillsyn/A 62642-2025 tillsynsbegäran.docx
@@ -527,7 +527,7 @@
     <w:r>
       <w:tab/>
       <w:tab/>
-      <w:t>2026-05-26</w:t>
+      <w:t>2026-05-27</w:t>
       <w:br/>
       <w:br/>
     </w:r>

--- a/tillsyn/A 62642-2025 tillsynsbegäran.docx
+++ b/tillsyn/A 62642-2025 tillsynsbegäran.docx
@@ -527,7 +527,7 @@
     <w:r>
       <w:tab/>
       <w:tab/>
-      <w:t>2026-05-27</w:t>
+      <w:t>2026-05-28</w:t>
       <w:br/>
       <w:br/>
     </w:r>

--- a/tillsyn/A 62642-2025 tillsynsbegäran.docx
+++ b/tillsyn/A 62642-2025 tillsynsbegäran.docx
@@ -527,7 +527,7 @@
     <w:r>
       <w:tab/>
       <w:tab/>
-      <w:t>2026-05-28</w:t>
+      <w:t>2026-05-29</w:t>
       <w:br/>
       <w:br/>
     </w:r>

--- a/tillsyn/A 62642-2025 tillsynsbegäran.docx
+++ b/tillsyn/A 62642-2025 tillsynsbegäran.docx
@@ -527,7 +527,7 @@
     <w:r>
       <w:tab/>
       <w:tab/>
-      <w:t>2026-05-29</w:t>
+      <w:t>2026-05-30</w:t>
       <w:br/>
       <w:br/>
     </w:r>

--- a/tillsyn/A 62642-2025 tillsynsbegäran.docx
+++ b/tillsyn/A 62642-2025 tillsynsbegäran.docx
@@ -527,7 +527,7 @@
     <w:r>
       <w:tab/>
       <w:tab/>
-      <w:t>2026-05-30</w:t>
+      <w:t>2026-05-31</w:t>
       <w:br/>
       <w:br/>
     </w:r>

--- a/tillsyn/A 62642-2025 tillsynsbegäran.docx
+++ b/tillsyn/A 62642-2025 tillsynsbegäran.docx
@@ -527,7 +527,7 @@
     <w:r>
       <w:tab/>
       <w:tab/>
-      <w:t>2026-05-31</w:t>
+      <w:t>2026-06-01</w:t>
       <w:br/>
       <w:br/>
     </w:r>

--- a/tillsyn/A 62642-2025 tillsynsbegäran.docx
+++ b/tillsyn/A 62642-2025 tillsynsbegäran.docx
@@ -527,7 +527,7 @@
     <w:r>
       <w:tab/>
       <w:tab/>
-      <w:t>2026-06-01</w:t>
+      <w:t>2026-06-02</w:t>
       <w:br/>
       <w:br/>
     </w:r>

--- a/tillsyn/A 62642-2025 tillsynsbegäran.docx
+++ b/tillsyn/A 62642-2025 tillsynsbegäran.docx
@@ -527,7 +527,7 @@
     <w:r>
       <w:tab/>
       <w:tab/>
-      <w:t>2026-06-02</w:t>
+      <w:t>2026-06-03</w:t>
       <w:br/>
       <w:br/>
     </w:r>

--- a/tillsyn/A 62642-2025 tillsynsbegäran.docx
+++ b/tillsyn/A 62642-2025 tillsynsbegäran.docx
@@ -527,7 +527,7 @@
     <w:r>
       <w:tab/>
       <w:tab/>
-      <w:t>2026-06-03</w:t>
+      <w:t>2026-06-04</w:t>
       <w:br/>
       <w:br/>
     </w:r>

--- a/tillsyn/A 62642-2025 tillsynsbegäran.docx
+++ b/tillsyn/A 62642-2025 tillsynsbegäran.docx
@@ -527,7 +527,7 @@
     <w:r>
       <w:tab/>
       <w:tab/>
-      <w:t>2026-06-04</w:t>
+      <w:t>2026-06-05</w:t>
       <w:br/>
       <w:br/>
     </w:r>

--- a/tillsyn/A 62642-2025 tillsynsbegäran.docx
+++ b/tillsyn/A 62642-2025 tillsynsbegäran.docx
@@ -527,7 +527,7 @@
     <w:r>
       <w:tab/>
       <w:tab/>
-      <w:t>2026-06-05</w:t>
+      <w:t>2026-06-06</w:t>
       <w:br/>
       <w:br/>
     </w:r>

--- a/tillsyn/A 62642-2025 tillsynsbegäran.docx
+++ b/tillsyn/A 62642-2025 tillsynsbegäran.docx
@@ -527,7 +527,7 @@
     <w:r>
       <w:tab/>
       <w:tab/>
-      <w:t>2026-06-06</w:t>
+      <w:t>2026-06-07</w:t>
       <w:br/>
       <w:br/>
     </w:r>

--- a/tillsyn/A 62642-2025 tillsynsbegäran.docx
+++ b/tillsyn/A 62642-2025 tillsynsbegäran.docx
@@ -527,7 +527,7 @@
     <w:r>
       <w:tab/>
       <w:tab/>
-      <w:t>2026-06-07</w:t>
+      <w:t>2026-06-08</w:t>
       <w:br/>
       <w:br/>
     </w:r>
